--- a/public/materialy/1L/7/Pro učitele/Protokol souladu.docx
+++ b/public/materialy/1L/7/Pro učitele/Protokol souladu.docx
@@ -1249,7 +1249,7 @@
                 <w:color w:val="1F2937"/>
                 <w:sz w:val="16"/>
               </w:rPr>
-              <w:t>01_situace_bezpecnost.csv</w:t>
+              <w:t>1. Rizikové situace.csv</w:t>
             </w:r>
           </w:p>
         </w:tc>
@@ -1416,7 +1416,7 @@
                 <w:color w:val="1F2937"/>
                 <w:sz w:val="16"/>
               </w:rPr>
-              <w:t>02_ucty_a_faktory.csv</w:t>
+              <w:t>2. Účty a faktory ověření.csv</w:t>
             </w:r>
           </w:p>
         </w:tc>
@@ -1583,7 +1583,7 @@
                 <w:color w:val="1F2937"/>
                 <w:sz w:val="16"/>
               </w:rPr>
-              <w:t>03_podezrela_schranka.html</w:t>
+              <w:t>3. Podezřelá schránka.html</w:t>
             </w:r>
           </w:p>
         </w:tc>
@@ -1750,7 +1750,7 @@
                 <w:color w:val="1F2937"/>
                 <w:sz w:val="16"/>
               </w:rPr>
-              <w:t>04_integrita/*</w:t>
+              <w:t>Podklady k aktivitám/*</w:t>
             </w:r>
           </w:p>
         </w:tc>
@@ -1917,7 +1917,7 @@
                 <w:color w:val="1F2937"/>
                 <w:sz w:val="16"/>
               </w:rPr>
-              <w:t>05_vyhledavaci_vyzva.txt</w:t>
+              <w:t>5. Vyhledávací výzva.txt</w:t>
             </w:r>
           </w:p>
         </w:tc>
@@ -2503,7 +2503,7 @@
                 <w:color w:val="1F2937"/>
                 <w:sz w:val="16"/>
               </w:rPr>
-              <w:t>07_neovereny_prispevek.html</w:t>
+              <w:t>7. Neověřený příspěvek.html</w:t>
             </w:r>
           </w:p>
         </w:tc>
@@ -2670,7 +2670,7 @@
                 <w:color w:val="1F2937"/>
                 <w:sz w:val="16"/>
               </w:rPr>
-              <w:t>08_profil_alex.html</w:t>
+              <w:t>8. Profil Alex.html</w:t>
             </w:r>
           </w:p>
         </w:tc>
@@ -2837,7 +2837,7 @@
                 <w:color w:val="1F2937"/>
                 <w:sz w:val="16"/>
               </w:rPr>
-              <w:t>09_dila_a_licence.csv</w:t>
+              <w:t>9. Díla a licence.csv</w:t>
             </w:r>
           </w:p>
         </w:tc>
@@ -3004,7 +3004,7 @@
                 <w:color w:val="1F2937"/>
                 <w:sz w:val="16"/>
               </w:rPr>
-              <w:t>10_incident_medialniho_klubu.html + test A/B</w:t>
+              <w:t>10. Incident mediálního klubu.html + test A/B</w:t>
             </w:r>
           </w:p>
         </w:tc>
